--- a/claude/code_docs/CODE_WRITING_GUIDE_FA.docx
+++ b/claude/code_docs/CODE_WRITING_GUIDE_FA.docx
@@ -166,7 +166,7 @@
           <w:rStyle w:val="VerbatimChar"/>
           <w:rtl/>
         </w:rPr>
-        <w:t xml:space="preserve">claude_R&lt;n&gt;.m</w:t>
+        <w:t xml:space="preserve">LSTE_solver_R&lt;n&gt;.m</w:t>
       </w:r>
       <w:r>
         <w:rPr>
@@ -185,7 +185,7 @@
           <w:rStyle w:val="VerbatimChar"/>
           <w:rtl/>
         </w:rPr>
-        <w:t xml:space="preserve">claude_R1.m</w:t>
+        <w:t xml:space="preserve">LSTE_solver_R1.m</w:t>
       </w:r>
       <w:r>
         <w:rPr>
@@ -210,7 +210,7 @@
           <w:rStyle w:val="VerbatimChar"/>
           <w:rtl/>
         </w:rPr>
-        <w:t xml:space="preserve">claude_R8.m</w:t>
+        <w:t xml:space="preserve">LSTE_solver_R8.m</w:t>
       </w:r>
       <w:r>
         <w:rPr>
@@ -255,7 +255,7 @@
           <w:rStyle w:val="VerbatimChar"/>
           <w:rtl/>
         </w:rPr>
-        <w:t xml:space="preserve">claude_R1.m</w:t>
+        <w:t xml:space="preserve">LSTE_solver_R1.m</w:t>
       </w:r>
       <w:r>
         <w:rPr>
@@ -292,7 +292,7 @@
           <w:rStyle w:val="VerbatimChar"/>
           <w:rtl/>
         </w:rPr>
-        <w:t xml:space="preserve">claude_R8.m</w:t>
+        <w:t xml:space="preserve">LSTE_solver_R8.m</w:t>
       </w:r>
       <w:r>
         <w:rPr>
@@ -388,7 +388,7 @@
         <w:rPr>
           <w:rStyle w:val="CommentTok"/>
         </w:rPr>
-        <w:t xml:space="preserve">%   claude_R6).</w:t>
+        <w:t xml:space="preserve">%   LSTE_solver_R6).</w:t>
       </w:r>
     </w:p>
     <w:p>
@@ -589,7 +589,7 @@
           <w:rStyle w:val="VerbatimChar"/>
           <w:rtl/>
         </w:rPr>
-        <w:t xml:space="preserve">claude_ch123_figs_2016b.m</w:t>
+        <w:t xml:space="preserve">ch123_figs_2016b.m</w:t>
       </w:r>
       <w:r>
         <w:rPr>
@@ -614,7 +614,7 @@
           <w:rStyle w:val="VerbatimChar"/>
           <w:rtl/>
         </w:rPr>
-        <w:t xml:space="preserve">claude_ch123_figs.m</w:t>
+        <w:t xml:space="preserve">ch123_figs.m</w:t>
       </w:r>
       <w:r>
         <w:rPr>
@@ -654,7 +654,7 @@
       </w:r>
     </w:p>
     <w:bookmarkEnd w:id="9"/>
-    <w:bookmarkStart w:id="15" w:name="ساختار-حلگر-claude_r8.m-بخشبهبخش"/>
+    <w:bookmarkStart w:id="15" w:name="ساختار-حلگر-lste_solver_r8.m-بخشبهبخش"/>
     <w:p>
       <w:pPr>
         <w:pStyle w:val="Heading2"/>
@@ -671,7 +671,7 @@
           <w:rStyle w:val="VerbatimChar"/>
           <w:rtl/>
         </w:rPr>
-        <w:t xml:space="preserve">claude_R8.m</w:t>
+        <w:t xml:space="preserve">LSTE_solver_R8.m</w:t>
       </w:r>
       <w:r>
         <w:rPr>
@@ -3306,7 +3306,7 @@
           <w:rStyle w:val="VerbatimChar"/>
           <w:rtl/>
         </w:rPr>
-        <w:t xml:space="preserve">claude_porosity_check_R3_1.m</w:t>
+        <w:t xml:space="preserve">porosity_check_R3_1.m</w:t>
       </w:r>
       <w:r>
         <w:rPr>
@@ -3759,7 +3759,7 @@
           <w:rStyle w:val="VerbatimChar"/>
           <w:rtl/>
         </w:rPr>
-        <w:t xml:space="preserve">claude_R3</w:t>
+        <w:t xml:space="preserve">LSTE_solver_R3</w:t>
       </w:r>
       <w:r>
         <w:rPr>
@@ -4624,7 +4624,7 @@
         <w:rPr>
           <w:rStyle w:val="VariableTok"/>
         </w:rPr>
-        <w:t xml:space="preserve">claude_R8</w:t>
+        <w:t xml:space="preserve">LSTE_solver_R8</w:t>
       </w:r>
       <w:r>
         <w:rPr>
@@ -4747,7 +4747,7 @@
           <w:rStyle w:val="VerbatimChar"/>
           <w:rtl/>
         </w:rPr>
-        <w:t xml:space="preserve">claude_R8.m</w:t>
+        <w:t xml:space="preserve">LSTE_solver_R8.m</w:t>
       </w:r>
       <w:r>
         <w:rPr>
@@ -4933,7 +4933,7 @@
           <w:rStyle w:val="VerbatimChar"/>
           <w:rtl/>
         </w:rPr>
-        <w:t xml:space="preserve">claude_R8;</w:t>
+        <w:t xml:space="preserve">LSTE_solver_R8;</w:t>
       </w:r>
       <w:r>
         <w:rPr>
@@ -5008,7 +5008,7 @@
           <w:rStyle w:val="VerbatimChar"/>
           <w:rtl/>
         </w:rPr>
-        <w:t xml:space="preserve">run('full/path/to/ claude_R8.m')</w:t>
+        <w:t xml:space="preserve">run('full/path/to/ LSTE_solver_R8.m')</w:t>
       </w:r>
       <w:r>
         <w:rPr>
@@ -5472,7 +5472,7 @@
         <w:rPr>
           <w:rStyle w:val="VariableTok"/>
         </w:rPr>
-        <w:t xml:space="preserve">claude_R2</w:t>
+        <w:t xml:space="preserve">LSTE_solver_R2</w:t>
       </w:r>
       <w:r>
         <w:rPr>
@@ -5759,7 +5759,7 @@
           <w:rStyle w:val="VerbatimChar"/>
           <w:rtl/>
         </w:rPr>
-        <w:t xml:space="preserve">claude_R1.m</w:t>
+        <w:t xml:space="preserve">LSTE_solver_R1.m</w:t>
       </w:r>
       <w:r>
         <w:rPr>
@@ -7502,7 +7502,7 @@
           <w:rStyle w:val="VerbatimChar"/>
           <w:rtl/>
         </w:rPr>
-        <w:t xml:space="preserve">claude_ch123_figs.m</w:t>
+        <w:t xml:space="preserve">ch123_figs.m</w:t>
       </w:r>
       <w:r>
         <w:rPr>
@@ -8177,7 +8177,7 @@
           <w:rStyle w:val="VerbatimChar"/>
           <w:rtl/>
         </w:rPr>
-        <w:t xml:space="preserve">claude_chapter_stats_ch4.m</w:t>
+        <w:t xml:space="preserve">chapter_stats_ch4.m</w:t>
       </w:r>
       <w:r>
         <w:rPr>
@@ -8677,7 +8677,7 @@
           <w:rStyle w:val="VerbatimChar"/>
           <w:rtl/>
         </w:rPr>
-        <w:t xml:space="preserve">claude_R8.m</w:t>
+        <w:t xml:space="preserve">LSTE_solver_R8.m</w:t>
       </w:r>
       <w:r>
         <w:rPr>
@@ -8905,7 +8905,7 @@
           <w:rStyle w:val="VerbatimChar"/>
           <w:rtl/>
         </w:rPr>
-        <w:t xml:space="preserve">claude_R8.m</w:t>
+        <w:t xml:space="preserve">LSTE_solver_R8.m</w:t>
       </w:r>
       <w:r>
         <w:rPr>
@@ -9016,7 +9016,7 @@
           <w:rStyle w:val="VerbatimChar"/>
           <w:rtl/>
         </w:rPr>
-        <w:t xml:space="preserve">claude_R8.m</w:t>
+        <w:t xml:space="preserve">LSTE_solver_R8.m</w:t>
       </w:r>
       <w:r>
         <w:rPr>
@@ -9115,7 +9115,7 @@
           <w:rStyle w:val="VerbatimChar"/>
           <w:rtl/>
         </w:rPr>
-        <w:t xml:space="preserve">claude_R8.m</w:t>
+        <w:t xml:space="preserve">LSTE_solver_R8.m</w:t>
       </w:r>
       <w:r>
         <w:rPr>
